--- a/src/business_plan_writer/사업계획서_양식.docx
+++ b/src/business_plan_writer/사업계획서_양식.docx
@@ -4596,14 +4596,13 @@
           <w:szCs w:val="16"/>
           <w:rtl w:val="0"/>
         </w:rPr>
-        <w:t xml:space="preserve">{% for point in problem_points %}</w:t>
+        <w:t xml:space="preserve">{%- for point in problem_points -%}</w:t>
       </w:r>
     </w:p>
     <w:p>
       <w:pPr>
         <w:rPr>
           <w:rFonts w:ascii="나눔명조" w:cs="나눔명조" w:eastAsia="나눔명조" w:hAnsi="나눔명조"/>
-          <w:color w:val="000000"/>
           <w:sz w:val="28"/>
           <w:szCs w:val="28"/>
         </w:rPr>
@@ -4617,11 +4616,6 @@
         </w:rPr>
         <w:t xml:space="preserve">ㅇ {{ point.main }}</w:t>
       </w:r>
-      <w:r>
-        <w:rPr>
-          <w:rtl w:val="0"/>
-        </w:rPr>
-      </w:r>
     </w:p>
     <w:p>
       <w:pPr>
@@ -4631,6 +4625,15 @@
           <w:szCs w:val="12"/>
         </w:rPr>
       </w:pPr>
+      <w:r>
+        <w:rPr>
+          <w:rFonts w:ascii="나눔명조" w:cs="나눔명조" w:eastAsia="나눔명조" w:hAnsi="나눔명조"/>
+          <w:sz w:val="28"/>
+          <w:szCs w:val="28"/>
+          <w:rtl w:val="0"/>
+        </w:rPr>
+        <w:t xml:space="preserve">{%- for sub in point.subs -%}</w:t>
+      </w:r>
       <w:r>
         <w:rPr>
           <w:rtl w:val="0"/>
@@ -4679,12 +4682,40 @@
           <w:szCs w:val="24"/>
           <w:rtl w:val="0"/>
         </w:rPr>
-        <w:t xml:space="preserve">{{ point.sub }}</w:t>
+        <w:t xml:space="preserve">{{sub }}</w:t>
       </w:r>
+    </w:p>
+    <w:p>
+      <w:pPr>
+        <w:keepNext w:val="0"/>
+        <w:keepLines w:val="0"/>
+        <w:pageBreakBefore w:val="0"/>
+        <w:widowControl w:val="0"/>
+        <w:pBdr>
+          <w:top w:space="0" w:sz="0" w:val="nil"/>
+          <w:left w:space="0" w:sz="0" w:val="nil"/>
+          <w:bottom w:space="0" w:sz="0" w:val="nil"/>
+          <w:right w:space="0" w:sz="0" w:val="nil"/>
+          <w:between w:space="0" w:sz="0" w:val="nil"/>
+        </w:pBdr>
+        <w:shd w:fill="auto" w:val="clear"/>
+        <w:spacing w:after="0" w:before="0" w:line="240" w:lineRule="auto"/>
+        <w:ind w:left="0" w:right="0" w:firstLine="0"/>
+        <w:jc w:val="left"/>
+        <w:rPr>
+          <w:rFonts w:ascii="나눔명조" w:cs="나눔명조" w:eastAsia="나눔명조" w:hAnsi="나눔명조"/>
+          <w:sz w:val="24"/>
+          <w:szCs w:val="24"/>
+        </w:rPr>
+      </w:pPr>
       <w:r>
         <w:rPr>
+          <w:rFonts w:ascii="나눔명조" w:cs="나눔명조" w:eastAsia="나눔명조" w:hAnsi="나눔명조"/>
+          <w:sz w:val="24"/>
+          <w:szCs w:val="24"/>
           <w:rtl w:val="0"/>
         </w:rPr>
+        <w:t xml:space="preserve">{%- endfor -%}</w:t>
       </w:r>
     </w:p>
     <w:p>
@@ -4702,7 +4733,7 @@
           <w:szCs w:val="16"/>
           <w:rtl w:val="0"/>
         </w:rPr>
-        <w:t xml:space="preserve">{% endfor %}</w:t>
+        <w:t xml:space="preserve">{%- endfor -%}</w:t>
       </w:r>
       <w:r>
         <w:rPr>
@@ -7009,7 +7040,7 @@
             </w:pPr>
             <w:sdt>
               <w:sdtPr>
-                <w:id w:val="1836767453"/>
+                <w:id w:val="-985870312"/>
                 <w:tag w:val="goog_rdk_0"/>
               </w:sdtPr>
               <w:sdtContent>
@@ -7358,7 +7389,7 @@
             </w:pPr>
             <w:sdt>
               <w:sdtPr>
-                <w:id w:val="-1002559437"/>
+                <w:id w:val="-1635604034"/>
                 <w:tag w:val="goog_rdk_1"/>
               </w:sdtPr>
               <w:sdtContent>
@@ -7707,7 +7738,7 @@
             </w:pPr>
             <w:sdt>
               <w:sdtPr>
-                <w:id w:val="1938109961"/>
+                <w:id w:val="-108313998"/>
                 <w:tag w:val="goog_rdk_2"/>
               </w:sdtPr>
               <w:sdtContent>
